--- a/Տաթևիկ_Հարցաթերթիկի համար կխնդրեմ պատասխանել այս հարցերին.docx
+++ b/Տաթևիկ_Հարցաթերթիկի համար կխնդրեմ պատասխանել այս հարցերին.docx
@@ -15,426 +15,405 @@
           <w:rFonts w:ascii="GHEA Grapalat" w:hAnsi="GHEA Grapalat"/>
           <w:b/>
           <w:bCs/>
-        </w:rPr>
-        <w:t xml:space="preserve">1) </w:t>
-      </w:r>
-      <w:proofErr w:type="spellStart"/>
-      <w:r>
-        <w:rPr>
-          <w:rFonts w:ascii="GHEA Grapalat" w:hAnsi="GHEA Grapalat"/>
-          <w:b/>
-          <w:bCs/>
-        </w:rPr>
-        <w:t>Որտե՞ղ</w:t>
-      </w:r>
-      <w:proofErr w:type="spellEnd"/>
-      <w:r>
-        <w:rPr>
-          <w:rFonts w:ascii="GHEA Grapalat" w:hAnsi="GHEA Grapalat"/>
-          <w:b/>
-          <w:bCs/>
+          <w:lang w:val="hy-AM"/>
+        </w:rPr>
+        <w:t>Տաթևիկ Ռոստոմյան</w:t>
+      </w:r>
+      <w:r>
+        <w:rPr>
+          <w:rFonts w:ascii="GHEA Grapalat" w:hAnsi="GHEA Grapalat"/>
+          <w:b/>
+          <w:bCs/>
+        </w:rPr>
+        <w:br/>
+      </w:r>
+      <w:r>
+        <w:rPr>
+          <w:rFonts w:ascii="GHEA Grapalat" w:hAnsi="GHEA Grapalat"/>
+          <w:b/>
+          <w:bCs/>
+        </w:rPr>
+        <w:br/>
+      </w:r>
+      <w:r>
+        <w:rPr>
+          <w:rFonts w:ascii="GHEA Grapalat" w:hAnsi="GHEA Grapalat"/>
+          <w:b/>
+          <w:bCs/>
+        </w:rPr>
+        <w:t>1) Որտե՞ղ եք ծնվել</w:t>
+      </w:r>
+    </w:p>
+    <w:p>
+      <w:pPr>
+        <w:rPr>
+          <w:rFonts w:ascii="GHEA Grapalat" w:hAnsi="GHEA Grapalat"/>
+          <w:lang w:val="hy-AM"/>
+        </w:rPr>
+      </w:pPr>
+      <w:r>
+        <w:rPr>
+          <w:rFonts w:ascii="GHEA Grapalat" w:hAnsi="GHEA Grapalat"/>
+          <w:lang w:val="hy-AM"/>
+        </w:rPr>
+        <w:t>Ք</w:t>
+      </w:r>
+      <w:r>
+        <w:rPr>
+          <w:rFonts w:ascii="Cambria Math" w:hAnsi="Cambria Math" w:cs="Cambria Math"/>
+          <w:lang w:val="hy-AM"/>
+        </w:rPr>
+        <w:t>․</w:t>
+      </w:r>
+      <w:r>
+        <w:rPr>
+          <w:rFonts w:ascii="GHEA Grapalat" w:hAnsi="GHEA Grapalat"/>
+          <w:lang w:val="hy-AM"/>
+        </w:rPr>
+        <w:t xml:space="preserve"> Երևան, ՀՀ</w:t>
+      </w:r>
+    </w:p>
+    <w:p>
+      <w:pPr>
+        <w:rPr>
+          <w:rFonts w:ascii="GHEA Grapalat" w:hAnsi="GHEA Grapalat"/>
+          <w:b/>
+          <w:bCs/>
+          <w:lang w:val="hy-AM"/>
+        </w:rPr>
+      </w:pPr>
+      <w:r>
+        <w:rPr>
+          <w:rFonts w:ascii="GHEA Grapalat" w:hAnsi="GHEA Grapalat"/>
+          <w:b/>
+          <w:bCs/>
+          <w:lang w:val="hy-AM"/>
+        </w:rPr>
+        <w:t>2) Ներկայիս ամուսնական կարգավիճակը</w:t>
+      </w:r>
+      <w:r>
+        <w:rPr>
+          <w:rFonts w:ascii="GHEA Grapalat" w:hAnsi="GHEA Grapalat"/>
+          <w:b/>
+          <w:bCs/>
+          <w:lang w:val="hy-AM"/>
+        </w:rPr>
+        <w:t xml:space="preserve"> (Եթե ամուսնացած եք արդյոք փոխել եք ձեր ազգանունը և ինչ է նախկին ազգանունը)</w:t>
+      </w:r>
+    </w:p>
+    <w:p>
+      <w:pPr>
+        <w:rPr>
+          <w:rFonts w:ascii="GHEA Grapalat" w:hAnsi="GHEA Grapalat"/>
+          <w:lang w:val="hy-AM"/>
+        </w:rPr>
+      </w:pPr>
+      <w:r>
+        <w:rPr>
+          <w:rFonts w:ascii="GHEA Grapalat" w:hAnsi="GHEA Grapalat"/>
+          <w:lang w:val="hy-AM"/>
+        </w:rPr>
+        <w:t>Ամուսնացած չ</w:t>
+      </w:r>
+      <w:r>
+        <w:rPr>
+          <w:rFonts w:ascii="GHEA Grapalat" w:hAnsi="GHEA Grapalat"/>
+          <w:lang w:val="hy-AM"/>
+        </w:rPr>
+        <w:t>ե</w:t>
+      </w:r>
+      <w:r>
+        <w:rPr>
+          <w:rFonts w:ascii="GHEA Grapalat" w:hAnsi="GHEA Grapalat"/>
+          <w:lang w:val="hy-AM"/>
+        </w:rPr>
+        <w:t>մ</w:t>
+      </w:r>
+    </w:p>
+    <w:p>
+      <w:pPr>
+        <w:rPr>
+          <w:rFonts w:ascii="GHEA Grapalat" w:hAnsi="GHEA Grapalat"/>
+          <w:b/>
+          <w:bCs/>
+          <w:lang w:val="hy-AM"/>
+        </w:rPr>
+      </w:pPr>
+      <w:r>
+        <w:rPr>
+          <w:rFonts w:ascii="GHEA Grapalat" w:hAnsi="GHEA Grapalat"/>
+          <w:b/>
+          <w:bCs/>
+          <w:lang w:val="hy-AM"/>
+        </w:rPr>
+        <w:t>3) Ներկայիս ձեր բնակության հասցեն</w:t>
+      </w:r>
+    </w:p>
+    <w:p>
+      <w:pPr>
+        <w:rPr>
+          <w:rFonts w:ascii="GHEA Grapalat" w:hAnsi="GHEA Grapalat"/>
+          <w:lang w:val="hy-AM"/>
+        </w:rPr>
+      </w:pPr>
+      <w:r>
+        <w:rPr>
+          <w:rFonts w:ascii="GHEA Grapalat" w:hAnsi="GHEA Grapalat"/>
+          <w:lang w:val="hy-AM"/>
+        </w:rPr>
+        <w:t xml:space="preserve">Բաշինջաղյան </w:t>
+      </w:r>
+      <w:r>
+        <w:rPr>
+          <w:rFonts w:ascii="GHEA Grapalat" w:hAnsi="GHEA Grapalat"/>
+          <w:lang w:val="hy-AM"/>
+        </w:rPr>
+        <w:t>185, 10</w:t>
+      </w:r>
+    </w:p>
+    <w:p>
+      <w:pPr>
+        <w:rPr>
+          <w:rFonts w:ascii="GHEA Grapalat" w:hAnsi="GHEA Grapalat"/>
+          <w:b/>
+          <w:bCs/>
+          <w:lang w:val="hy-AM"/>
+        </w:rPr>
+      </w:pPr>
+      <w:r>
+        <w:rPr>
+          <w:rFonts w:ascii="GHEA Grapalat" w:hAnsi="GHEA Grapalat"/>
+          <w:b/>
+          <w:bCs/>
+          <w:lang w:val="hy-AM"/>
+        </w:rPr>
+        <w:t>4) Նշեք ձեր մեյլը/հեռախոսահամարը</w:t>
+      </w:r>
+    </w:p>
+    <w:p>
+      <w:pPr>
+        <w:rPr>
+          <w:rFonts w:ascii="GHEA Grapalat" w:hAnsi="GHEA Grapalat"/>
+          <w:lang w:val="hy-AM"/>
+        </w:rPr>
+      </w:pPr>
+      <w:r>
+        <w:rPr>
+          <w:rFonts w:ascii="GHEA Grapalat" w:hAnsi="GHEA Grapalat"/>
+          <w:lang w:val="hy-AM"/>
+        </w:rPr>
+        <w:t>rostomyantatev</w:t>
+      </w:r>
+      <w:r>
+        <w:rPr>
+          <w:rFonts w:ascii="GHEA Grapalat" w:hAnsi="GHEA Grapalat"/>
+          <w:lang w:val="hy-AM"/>
+        </w:rPr>
+        <w:t>@gmail.com / +37498</w:t>
+      </w:r>
+      <w:r>
+        <w:rPr>
+          <w:rFonts w:ascii="GHEA Grapalat" w:hAnsi="GHEA Grapalat"/>
+          <w:lang w:val="hy-AM"/>
+        </w:rPr>
+        <w:t>344382</w:t>
+      </w:r>
+    </w:p>
+    <w:p>
+      <w:pPr>
+        <w:rPr>
+          <w:rFonts w:ascii="GHEA Grapalat" w:hAnsi="GHEA Grapalat"/>
+          <w:b/>
+          <w:bCs/>
+          <w:lang w:val="hy-AM"/>
+        </w:rPr>
+      </w:pPr>
+      <w:r>
+        <w:rPr>
+          <w:rFonts w:ascii="GHEA Grapalat" w:hAnsi="GHEA Grapalat"/>
+          <w:b/>
+          <w:bCs/>
+          <w:lang w:val="hy-AM"/>
+        </w:rPr>
+        <w:t>5) Ձեր ներկայիս աշխատանքային հաստիքը</w:t>
+      </w:r>
+    </w:p>
+    <w:p>
+      <w:pPr>
+        <w:rPr>
+          <w:rFonts w:ascii="Microsoft YaHei" w:eastAsia="Microsoft YaHei" w:hAnsi="Microsoft YaHei" w:cs="Microsoft YaHei"/>
+          <w:lang w:val="hy-AM"/>
+        </w:rPr>
+      </w:pPr>
+      <w:r>
+        <w:rPr>
+          <w:rFonts w:ascii="GHEA Grapalat" w:hAnsi="GHEA Grapalat"/>
+          <w:lang w:val="hy-AM"/>
+        </w:rPr>
+        <w:t xml:space="preserve">Տվյալների համաձայնեցման մասնագետ </w:t>
+      </w:r>
+      <w:r>
+        <w:rPr>
+          <w:rFonts w:ascii="Microsoft YaHei" w:eastAsia="Microsoft YaHei" w:hAnsi="Microsoft YaHei" w:cs="Microsoft YaHei"/>
+          <w:lang w:val="hy-AM"/>
+        </w:rPr>
+        <w:t xml:space="preserve">/ </w:t>
+      </w:r>
+      <w:r>
+        <w:rPr>
+          <w:rFonts w:ascii="Microsoft YaHei" w:eastAsia="Microsoft YaHei" w:hAnsi="Microsoft YaHei" w:cs="Microsoft YaHei"/>
+          <w:lang w:val="hy-AM"/>
+        </w:rPr>
+        <w:t>Data reconciliation specialist</w:t>
+      </w:r>
+    </w:p>
+    <w:p>
+      <w:pPr>
+        <w:rPr>
+          <w:rFonts w:ascii="GHEA Grapalat" w:hAnsi="GHEA Grapalat"/>
+          <w:b/>
+          <w:bCs/>
+          <w:lang w:val="hy-AM"/>
+        </w:rPr>
+      </w:pPr>
+      <w:r>
+        <w:rPr>
+          <w:rFonts w:ascii="GHEA Grapalat" w:hAnsi="GHEA Grapalat"/>
+          <w:b/>
+          <w:bCs/>
+          <w:lang w:val="hy-AM"/>
+        </w:rPr>
+        <w:t>6) Գործատուի անունը, հասցեն, հեռ</w:t>
+      </w:r>
+      <w:r>
+        <w:rPr>
+          <w:rFonts w:ascii="Cambria Math" w:hAnsi="Cambria Math" w:cs="Cambria Math"/>
+          <w:b/>
+          <w:bCs/>
+          <w:lang w:val="hy-AM"/>
+        </w:rPr>
+        <w:t>․</w:t>
+      </w:r>
+      <w:r>
+        <w:rPr>
+          <w:rFonts w:ascii="GHEA Grapalat" w:hAnsi="GHEA Grapalat"/>
+          <w:b/>
+          <w:bCs/>
+          <w:lang w:val="hy-AM"/>
+        </w:rPr>
+        <w:t xml:space="preserve"> համարը/դպրոցի/մանկապարտեզի</w:t>
+      </w:r>
+    </w:p>
+    <w:p>
+      <w:pPr>
+        <w:rPr>
+          <w:rFonts w:ascii="GHEA Grapalat" w:hAnsi="GHEA Grapalat"/>
+          <w:lang w:val="hy-AM"/>
+        </w:rPr>
+      </w:pPr>
+      <w:r>
+        <w:rPr>
+          <w:rFonts w:ascii="GHEA Grapalat" w:hAnsi="GHEA Grapalat"/>
+          <w:lang w:val="hy-AM"/>
+        </w:rPr>
+        <w:t>«</w:t>
+      </w:r>
+      <w:r>
+        <w:rPr>
+          <w:rFonts w:ascii="GHEA Grapalat" w:hAnsi="GHEA Grapalat"/>
+          <w:lang w:val="hy-AM"/>
+        </w:rPr>
+        <w:t>ՍերվիսԹայթան Արևելք</w:t>
+      </w:r>
+      <w:r>
+        <w:rPr>
+          <w:rFonts w:ascii="GHEA Grapalat" w:hAnsi="GHEA Grapalat"/>
+          <w:lang w:val="hy-AM"/>
+        </w:rPr>
+        <w:t>» ՍՊԸ, Հայաստան, Երևան,</w:t>
+      </w:r>
+      <w:r>
+        <w:rPr>
+          <w:rFonts w:ascii="GHEA Grapalat" w:hAnsi="GHEA Grapalat"/>
+          <w:lang w:val="hy-AM"/>
         </w:rPr>
         <w:t xml:space="preserve"> </w:t>
       </w:r>
-      <w:proofErr w:type="spellStart"/>
-      <w:r>
-        <w:rPr>
-          <w:rFonts w:ascii="GHEA Grapalat" w:hAnsi="GHEA Grapalat"/>
-          <w:b/>
-          <w:bCs/>
-        </w:rPr>
-        <w:t>եք</w:t>
-      </w:r>
-      <w:proofErr w:type="spellEnd"/>
-      <w:r>
-        <w:rPr>
-          <w:rFonts w:ascii="GHEA Grapalat" w:hAnsi="GHEA Grapalat"/>
-          <w:b/>
-          <w:bCs/>
+      <w:r>
+        <w:rPr>
+          <w:rFonts w:ascii="GHEA Grapalat" w:hAnsi="GHEA Grapalat"/>
+          <w:lang w:val="hy-AM"/>
+        </w:rPr>
+        <w:t>00</w:t>
+      </w:r>
+      <w:r>
+        <w:rPr>
+          <w:rFonts w:ascii="GHEA Grapalat" w:hAnsi="GHEA Grapalat"/>
+          <w:lang w:val="hy-AM"/>
+        </w:rPr>
+        <w:t>0</w:t>
+      </w:r>
+      <w:r>
+        <w:rPr>
+          <w:rFonts w:ascii="GHEA Grapalat" w:hAnsi="GHEA Grapalat"/>
+          <w:lang w:val="hy-AM"/>
+        </w:rPr>
+        <w:t>9</w:t>
+      </w:r>
+      <w:r>
+        <w:rPr>
+          <w:rFonts w:ascii="GHEA Grapalat" w:hAnsi="GHEA Grapalat"/>
+          <w:lang w:val="hy-AM"/>
+        </w:rPr>
+        <w:t>,</w:t>
+      </w:r>
+      <w:r>
+        <w:rPr>
+          <w:rFonts w:ascii="GHEA Grapalat" w:hAnsi="GHEA Grapalat"/>
+          <w:lang w:val="hy-AM"/>
         </w:rPr>
         <w:t xml:space="preserve"> </w:t>
       </w:r>
-      <w:proofErr w:type="spellStart"/>
-      <w:r>
-        <w:rPr>
-          <w:rFonts w:ascii="GHEA Grapalat" w:hAnsi="GHEA Grapalat"/>
-          <w:b/>
-          <w:bCs/>
-        </w:rPr>
-        <w:t>ծնվել</w:t>
-      </w:r>
-      <w:proofErr w:type="spellEnd"/>
-    </w:p>
-    <w:p>
-      <w:pPr>
-        <w:rPr>
-          <w:rFonts w:ascii="GHEA Grapalat" w:hAnsi="GHEA Grapalat"/>
-          <w:lang w:val="hy-AM"/>
-        </w:rPr>
-      </w:pPr>
-      <w:r>
-        <w:rPr>
-          <w:rFonts w:ascii="GHEA Grapalat" w:hAnsi="GHEA Grapalat"/>
-          <w:lang w:val="hy-AM"/>
-        </w:rPr>
-        <w:t>Ք</w:t>
-      </w:r>
-      <w:r>
-        <w:rPr>
-          <w:rFonts w:ascii="Cambria Math" w:hAnsi="Cambria Math" w:cs="Cambria Math"/>
+      <w:r>
+        <w:rPr>
+          <w:rFonts w:ascii="GHEA Grapalat" w:hAnsi="GHEA Grapalat"/>
+          <w:lang w:val="hy-AM"/>
+        </w:rPr>
+        <w:t>Անտառային</w:t>
+      </w:r>
+      <w:r>
+        <w:rPr>
+          <w:rFonts w:ascii="GHEA Grapalat" w:hAnsi="GHEA Grapalat"/>
+          <w:lang w:val="hy-AM"/>
+        </w:rPr>
+        <w:t xml:space="preserve"> փ</w:t>
+      </w:r>
+      <w:r>
+        <w:rPr>
+          <w:rFonts w:ascii="Microsoft YaHei" w:eastAsia="Microsoft YaHei" w:hAnsi="Microsoft YaHei" w:cs="Microsoft YaHei"/>
           <w:lang w:val="hy-AM"/>
         </w:rPr>
         <w:t>․</w:t>
       </w:r>
       <w:r>
         <w:rPr>
-          <w:rFonts w:ascii="GHEA Grapalat" w:hAnsi="GHEA Grapalat"/>
-          <w:lang w:val="hy-AM"/>
-        </w:rPr>
-        <w:t xml:space="preserve"> Երևան, ՀՀ</w:t>
-      </w:r>
-    </w:p>
-    <w:p>
-      <w:pPr>
-        <w:rPr>
-          <w:rFonts w:ascii="GHEA Grapalat" w:hAnsi="GHEA Grapalat"/>
-          <w:b/>
-          <w:bCs/>
-          <w:lang w:val="hy-AM"/>
-        </w:rPr>
-      </w:pPr>
-      <w:r>
-        <w:rPr>
-          <w:rFonts w:ascii="GHEA Grapalat" w:hAnsi="GHEA Grapalat"/>
-          <w:b/>
-          <w:bCs/>
-          <w:lang w:val="hy-AM"/>
-        </w:rPr>
-        <w:t>2) Ներկայիս ամուսնական կարգավիճակը</w:t>
-      </w:r>
-      <w:r>
-        <w:rPr>
-          <w:rFonts w:ascii="GHEA Grapalat" w:hAnsi="GHEA Grapalat"/>
-          <w:b/>
-          <w:bCs/>
-          <w:lang w:val="hy-AM"/>
-        </w:rPr>
-        <w:t xml:space="preserve"> (Եթե ամուսնացած եք արդյոք փոխել եք ձեր ազգանունը և ինչ է նախկին ազգանունը)</w:t>
-      </w:r>
-    </w:p>
-    <w:p>
-      <w:pPr>
-        <w:rPr>
-          <w:rFonts w:ascii="GHEA Grapalat" w:hAnsi="GHEA Grapalat"/>
-          <w:lang w:val="hy-AM"/>
-        </w:rPr>
-      </w:pPr>
-      <w:r>
-        <w:rPr>
-          <w:rFonts w:ascii="GHEA Grapalat" w:hAnsi="GHEA Grapalat"/>
-          <w:lang w:val="hy-AM"/>
-        </w:rPr>
-        <w:t>Ամուսնացած չ</w:t>
-      </w:r>
-      <w:r>
-        <w:rPr>
-          <w:rFonts w:ascii="GHEA Grapalat" w:hAnsi="GHEA Grapalat"/>
-          <w:lang w:val="hy-AM"/>
-        </w:rPr>
-        <w:t>ե</w:t>
-      </w:r>
-      <w:r>
-        <w:rPr>
-          <w:rFonts w:ascii="GHEA Grapalat" w:hAnsi="GHEA Grapalat"/>
-          <w:lang w:val="hy-AM"/>
-        </w:rPr>
-        <w:t>մ</w:t>
-      </w:r>
-    </w:p>
-    <w:p>
-      <w:pPr>
-        <w:rPr>
-          <w:rFonts w:ascii="GHEA Grapalat" w:hAnsi="GHEA Grapalat"/>
-          <w:b/>
-          <w:bCs/>
-          <w:lang w:val="hy-AM"/>
-        </w:rPr>
-      </w:pPr>
-      <w:r>
-        <w:rPr>
-          <w:rFonts w:ascii="GHEA Grapalat" w:hAnsi="GHEA Grapalat"/>
-          <w:b/>
-          <w:bCs/>
-          <w:lang w:val="hy-AM"/>
-        </w:rPr>
-        <w:t>3) Ներկայիս ձեր բնակության հասցեն</w:t>
-      </w:r>
-    </w:p>
-    <w:p>
-      <w:pPr>
-        <w:rPr>
-          <w:rFonts w:ascii="GHEA Grapalat" w:hAnsi="GHEA Grapalat"/>
-          <w:lang w:val="hy-AM"/>
-        </w:rPr>
-      </w:pPr>
-      <w:r>
-        <w:rPr>
-          <w:rFonts w:ascii="GHEA Grapalat" w:hAnsi="GHEA Grapalat"/>
-          <w:lang w:val="hy-AM"/>
-        </w:rPr>
-        <w:t xml:space="preserve">Բաշինջաղյան </w:t>
-      </w:r>
-      <w:r>
-        <w:rPr>
-          <w:rFonts w:ascii="GHEA Grapalat" w:hAnsi="GHEA Grapalat"/>
-          <w:lang w:val="hy-AM"/>
-        </w:rPr>
-        <w:t>185, 10</w:t>
-      </w:r>
-    </w:p>
-    <w:p>
-      <w:pPr>
-        <w:rPr>
-          <w:rFonts w:ascii="GHEA Grapalat" w:hAnsi="GHEA Grapalat"/>
-          <w:b/>
-          <w:bCs/>
-          <w:lang w:val="hy-AM"/>
-        </w:rPr>
-      </w:pPr>
-      <w:r>
-        <w:rPr>
-          <w:rFonts w:ascii="GHEA Grapalat" w:hAnsi="GHEA Grapalat"/>
-          <w:b/>
-          <w:bCs/>
-          <w:lang w:val="hy-AM"/>
-        </w:rPr>
-        <w:t>4) Նշեք ձեր մեյլը/հեռախոսահամարը</w:t>
-      </w:r>
-    </w:p>
-    <w:p>
-      <w:pPr>
-        <w:rPr>
-          <w:rFonts w:ascii="GHEA Grapalat" w:hAnsi="GHEA Grapalat"/>
-          <w:lang w:val="hy-AM"/>
-        </w:rPr>
-      </w:pPr>
-      <w:r>
-        <w:rPr>
-          <w:rFonts w:ascii="GHEA Grapalat" w:hAnsi="GHEA Grapalat"/>
-          <w:lang w:val="hy-AM"/>
-        </w:rPr>
-        <w:t>rostomyantatev</w:t>
-      </w:r>
-      <w:r>
-        <w:rPr>
-          <w:rFonts w:ascii="GHEA Grapalat" w:hAnsi="GHEA Grapalat"/>
-          <w:lang w:val="hy-AM"/>
-        </w:rPr>
-        <w:t>@gmail.com / +37498</w:t>
-      </w:r>
-      <w:r>
-        <w:rPr>
-          <w:rFonts w:ascii="GHEA Grapalat" w:hAnsi="GHEA Grapalat"/>
-          <w:lang w:val="hy-AM"/>
-        </w:rPr>
-        <w:t>344382</w:t>
-      </w:r>
-    </w:p>
-    <w:p>
-      <w:pPr>
-        <w:rPr>
-          <w:rFonts w:ascii="GHEA Grapalat" w:hAnsi="GHEA Grapalat"/>
-          <w:b/>
-          <w:bCs/>
-          <w:lang w:val="hy-AM"/>
-        </w:rPr>
-      </w:pPr>
-      <w:r>
-        <w:rPr>
-          <w:rFonts w:ascii="GHEA Grapalat" w:hAnsi="GHEA Grapalat"/>
-          <w:b/>
-          <w:bCs/>
-          <w:lang w:val="hy-AM"/>
-        </w:rPr>
-        <w:t>5) Ձեր ներկայիս աշխատանքային հաստիքը</w:t>
-      </w:r>
-    </w:p>
-    <w:p>
-      <w:pPr>
-        <w:rPr>
           <w:rFonts w:ascii="Microsoft YaHei" w:eastAsia="Microsoft YaHei" w:hAnsi="Microsoft YaHei" w:cs="Microsoft YaHei"/>
           <w:lang w:val="hy-AM"/>
         </w:rPr>
-      </w:pPr>
-      <w:r>
-        <w:rPr>
-          <w:rFonts w:ascii="GHEA Grapalat" w:hAnsi="GHEA Grapalat"/>
-          <w:lang w:val="hy-AM"/>
-        </w:rPr>
-        <w:t xml:space="preserve">Տվյալների համաձայնեցման մասնագետ </w:t>
+        <w:t xml:space="preserve"> 11</w:t>
       </w:r>
       <w:r>
         <w:rPr>
           <w:rFonts w:ascii="Microsoft YaHei" w:eastAsia="Microsoft YaHei" w:hAnsi="Microsoft YaHei" w:cs="Microsoft YaHei"/>
           <w:lang w:val="hy-AM"/>
         </w:rPr>
-        <w:t xml:space="preserve">/ </w:t>
+        <w:t>/</w:t>
       </w:r>
       <w:r>
         <w:rPr>
           <w:rFonts w:ascii="Microsoft YaHei" w:eastAsia="Microsoft YaHei" w:hAnsi="Microsoft YaHei" w:cs="Microsoft YaHei"/>
           <w:lang w:val="hy-AM"/>
         </w:rPr>
-        <w:t>Data reconciliation specialist</w:t>
-      </w:r>
-    </w:p>
-    <w:p>
-      <w:pPr>
-        <w:rPr>
-          <w:rFonts w:ascii="GHEA Grapalat" w:hAnsi="GHEA Grapalat"/>
-          <w:b/>
-          <w:bCs/>
-          <w:lang w:val="hy-AM"/>
-        </w:rPr>
-      </w:pPr>
-      <w:r>
-        <w:rPr>
-          <w:rFonts w:ascii="GHEA Grapalat" w:hAnsi="GHEA Grapalat"/>
-          <w:b/>
-          <w:bCs/>
-          <w:lang w:val="hy-AM"/>
-        </w:rPr>
-        <w:t>6) Գործատուի անունը, հասցեն, հեռ</w:t>
-      </w:r>
-      <w:r>
-        <w:rPr>
-          <w:rFonts w:ascii="Cambria Math" w:hAnsi="Cambria Math" w:cs="Cambria Math"/>
-          <w:b/>
-          <w:bCs/>
-          <w:lang w:val="hy-AM"/>
-        </w:rPr>
-        <w:t>․</w:t>
-      </w:r>
-      <w:r>
-        <w:rPr>
-          <w:rFonts w:ascii="GHEA Grapalat" w:hAnsi="GHEA Grapalat"/>
-          <w:b/>
-          <w:bCs/>
-          <w:lang w:val="hy-AM"/>
-        </w:rPr>
-        <w:t xml:space="preserve"> համարը/դպրոցի/մանկապարտեզի</w:t>
-      </w:r>
-    </w:p>
-    <w:p>
-      <w:pPr>
-        <w:rPr>
-          <w:rFonts w:ascii="GHEA Grapalat" w:hAnsi="GHEA Grapalat"/>
-          <w:lang w:val="hy-AM"/>
-        </w:rPr>
-      </w:pPr>
-      <w:r>
-        <w:rPr>
-          <w:rFonts w:ascii="GHEA Grapalat" w:hAnsi="GHEA Grapalat"/>
-          <w:lang w:val="hy-AM"/>
-        </w:rPr>
-        <w:t>«</w:t>
-      </w:r>
-      <w:r>
-        <w:rPr>
-          <w:rFonts w:ascii="GHEA Grapalat" w:hAnsi="GHEA Grapalat"/>
-          <w:lang w:val="hy-AM"/>
-        </w:rPr>
-        <w:t>ՍերվիսԹայթան Արևելք</w:t>
-      </w:r>
-      <w:r>
-        <w:rPr>
-          <w:rFonts w:ascii="GHEA Grapalat" w:hAnsi="GHEA Grapalat"/>
-          <w:lang w:val="hy-AM"/>
-        </w:rPr>
-        <w:t>» ՍՊԸ, Հայաստան, Երևան,</w:t>
-      </w:r>
-      <w:r>
-        <w:rPr>
-          <w:rFonts w:ascii="GHEA Grapalat" w:hAnsi="GHEA Grapalat"/>
-          <w:lang w:val="hy-AM"/>
-        </w:rPr>
-        <w:t xml:space="preserve"> </w:t>
-      </w:r>
-      <w:r>
-        <w:rPr>
-          <w:rFonts w:ascii="GHEA Grapalat" w:hAnsi="GHEA Grapalat"/>
-          <w:lang w:val="hy-AM"/>
-        </w:rPr>
-        <w:t>00</w:t>
-      </w:r>
-      <w:r>
-        <w:rPr>
-          <w:rFonts w:ascii="GHEA Grapalat" w:hAnsi="GHEA Grapalat"/>
-          <w:lang w:val="hy-AM"/>
-        </w:rPr>
-        <w:t>0</w:t>
-      </w:r>
-      <w:r>
-        <w:rPr>
-          <w:rFonts w:ascii="GHEA Grapalat" w:hAnsi="GHEA Grapalat"/>
-          <w:lang w:val="hy-AM"/>
-        </w:rPr>
-        <w:t>9</w:t>
-      </w:r>
-      <w:r>
-        <w:rPr>
-          <w:rFonts w:ascii="GHEA Grapalat" w:hAnsi="GHEA Grapalat"/>
-          <w:lang w:val="hy-AM"/>
-        </w:rPr>
-        <w:t>,</w:t>
-      </w:r>
-      <w:r>
-        <w:rPr>
-          <w:rFonts w:ascii="GHEA Grapalat" w:hAnsi="GHEA Grapalat"/>
-          <w:lang w:val="hy-AM"/>
-        </w:rPr>
-        <w:t xml:space="preserve"> </w:t>
-      </w:r>
-      <w:r>
-        <w:rPr>
-          <w:rFonts w:ascii="GHEA Grapalat" w:hAnsi="GHEA Grapalat"/>
-          <w:lang w:val="hy-AM"/>
-        </w:rPr>
-        <w:t>Անտառային</w:t>
-      </w:r>
-      <w:r>
-        <w:rPr>
-          <w:rFonts w:ascii="GHEA Grapalat" w:hAnsi="GHEA Grapalat"/>
-          <w:lang w:val="hy-AM"/>
-        </w:rPr>
-        <w:t xml:space="preserve"> փ</w:t>
-      </w:r>
-      <w:r>
-        <w:rPr>
-          <w:rFonts w:ascii="Microsoft YaHei" w:eastAsia="Microsoft YaHei" w:hAnsi="Microsoft YaHei" w:cs="Microsoft YaHei"/>
-          <w:lang w:val="hy-AM"/>
-        </w:rPr>
-        <w:t>․</w:t>
-      </w:r>
-      <w:r>
-        <w:rPr>
-          <w:rFonts w:ascii="Microsoft YaHei" w:eastAsia="Microsoft YaHei" w:hAnsi="Microsoft YaHei" w:cs="Microsoft YaHei"/>
-          <w:lang w:val="hy-AM"/>
-        </w:rPr>
-        <w:t xml:space="preserve"> 11</w:t>
-      </w:r>
-      <w:r>
-        <w:rPr>
-          <w:rFonts w:ascii="Microsoft YaHei" w:eastAsia="Microsoft YaHei" w:hAnsi="Microsoft YaHei" w:cs="Microsoft YaHei"/>
-          <w:lang w:val="hy-AM"/>
-        </w:rPr>
-        <w:t>/</w:t>
-      </w:r>
-      <w:r>
-        <w:rPr>
-          <w:rFonts w:ascii="Microsoft YaHei" w:eastAsia="Microsoft YaHei" w:hAnsi="Microsoft YaHei" w:cs="Microsoft YaHei"/>
-          <w:lang w:val="hy-AM"/>
-        </w:rPr>
         <w:t>1</w:t>
       </w:r>
       <w:r>
@@ -653,6 +632,7 @@
           <w:rFonts w:ascii="GHEA Grapalat" w:hAnsi="GHEA Grapalat"/>
           <w:lang w:val="hy-AM"/>
         </w:rPr>
+        <w:lastRenderedPageBreak/>
         <w:t>Այո</w:t>
       </w:r>
     </w:p>
@@ -687,7 +667,6 @@
           <w:rFonts w:ascii="GHEA Grapalat" w:hAnsi="GHEA Grapalat"/>
           <w:lang w:val="hy-AM"/>
         </w:rPr>
-        <w:lastRenderedPageBreak/>
         <w:t xml:space="preserve">Ապագա </w:t>
       </w:r>
       <w:r>
